--- a/A0801051040-Web开发技术-实验指导书-2026.docx
+++ b/A0801051040-Web开发技术-实验指导书-2026.docx
@@ -84,21 +84,7 @@
         <w:rPr>
           <w:rFonts w:asciiTheme="minorEastAsia" w:hAnsiTheme="minorEastAsia" w:hint="eastAsia"/>
         </w:rPr>
-        <w:t>Web开发技术课程的</w:t>
-      </w:r>
-      <w:proofErr w:type="gramStart"/>
-      <w:r>
-        <w:rPr>
-          <w:rFonts w:asciiTheme="minorEastAsia" w:hAnsiTheme="minorEastAsia" w:hint="eastAsia"/>
-        </w:rPr>
-        <w:t>实验总</w:t>
-      </w:r>
-      <w:proofErr w:type="gramEnd"/>
-      <w:r>
-        <w:rPr>
-          <w:rFonts w:asciiTheme="minorEastAsia" w:hAnsiTheme="minorEastAsia" w:hint="eastAsia"/>
-        </w:rPr>
-        <w:t>学时为</w:t>
+        <w:t>Web开发技术课程的实验总学时为</w:t>
       </w:r>
       <w:r>
         <w:rPr>
@@ -410,23 +396,7 @@
           <w:rFonts w:asciiTheme="minorEastAsia" w:hAnsiTheme="minorEastAsia" w:hint="eastAsia"/>
           <w:lang w:val="en-GB"/>
         </w:rPr>
-        <w:t>、</w:t>
-      </w:r>
-      <w:proofErr w:type="spellStart"/>
-      <w:r>
-        <w:rPr>
-          <w:rFonts w:asciiTheme="minorEastAsia" w:hAnsiTheme="minorEastAsia" w:hint="eastAsia"/>
-          <w:lang w:val="en-GB"/>
-        </w:rPr>
-        <w:t>MyBatis</w:t>
-      </w:r>
-      <w:proofErr w:type="spellEnd"/>
-      <w:r>
-        <w:rPr>
-          <w:rFonts w:asciiTheme="minorEastAsia" w:hAnsiTheme="minorEastAsia" w:hint="eastAsia"/>
-          <w:lang w:val="en-GB"/>
-        </w:rPr>
-        <w:t>）</w:t>
+        <w:t>、MyBatis）</w:t>
       </w:r>
       <w:r>
         <w:rPr>
@@ -698,6 +668,7 @@
       <w:r>
         <w:rPr>
           <w:rFonts w:asciiTheme="minorEastAsia" w:hAnsiTheme="minorEastAsia" w:hint="eastAsia"/>
+          <w:highlight w:val="yellow"/>
           <w:lang w:val="en-GB"/>
         </w:rPr>
         <w:t>商品搜索（精准搜索、模糊搜索、排序：价格 / 销量 / 新品）</w:t>
@@ -734,23 +705,7 @@
           <w:rFonts w:asciiTheme="minorEastAsia" w:hAnsiTheme="minorEastAsia" w:hint="eastAsia"/>
           <w:lang w:val="en-GB"/>
         </w:rPr>
-        <w:t>商品评价（查看评价、提交评价、上</w:t>
-      </w:r>
-      <w:proofErr w:type="gramStart"/>
-      <w:r>
-        <w:rPr>
-          <w:rFonts w:asciiTheme="minorEastAsia" w:hAnsiTheme="minorEastAsia" w:hint="eastAsia"/>
-          <w:lang w:val="en-GB"/>
-        </w:rPr>
-        <w:t>传评价</w:t>
-      </w:r>
-      <w:proofErr w:type="gramEnd"/>
-      <w:r>
-        <w:rPr>
-          <w:rFonts w:asciiTheme="minorEastAsia" w:hAnsiTheme="minorEastAsia" w:hint="eastAsia"/>
-          <w:lang w:val="en-GB"/>
-        </w:rPr>
-        <w:t>图片）</w:t>
+        <w:t>商品评价（查看评价、提交评价、上传评价图片）</w:t>
       </w:r>
     </w:p>
     <w:p>
@@ -923,23 +878,7 @@
           <w:rFonts w:asciiTheme="minorEastAsia" w:hAnsiTheme="minorEastAsia" w:hint="eastAsia"/>
           <w:lang w:val="en-GB"/>
         </w:rPr>
-        <w:t xml:space="preserve">我的订单（全部 / </w:t>
-      </w:r>
-      <w:proofErr w:type="gramStart"/>
-      <w:r>
-        <w:rPr>
-          <w:rFonts w:asciiTheme="minorEastAsia" w:hAnsiTheme="minorEastAsia" w:hint="eastAsia"/>
-          <w:lang w:val="en-GB"/>
-        </w:rPr>
-        <w:t>待支付</w:t>
-      </w:r>
-      <w:proofErr w:type="gramEnd"/>
-      <w:r>
-        <w:rPr>
-          <w:rFonts w:asciiTheme="minorEastAsia" w:hAnsiTheme="minorEastAsia" w:hint="eastAsia"/>
-          <w:lang w:val="en-GB"/>
-        </w:rPr>
-        <w:t xml:space="preserve"> / 待发货 / 待收货 / 已完成 / 已取消订单）</w:t>
+        <w:t>我的订单（全部 / 待支付 / 待发货 / 待收货 / 已完成 / 已取消订单）</w:t>
       </w:r>
     </w:p>
     <w:p>
@@ -1291,23 +1230,7 @@
           <w:rFonts w:asciiTheme="minorEastAsia" w:hAnsiTheme="minorEastAsia" w:hint="eastAsia"/>
           <w:lang w:val="en-GB"/>
         </w:rPr>
-        <w:t>商品新增（上</w:t>
-      </w:r>
-      <w:proofErr w:type="gramStart"/>
-      <w:r>
-        <w:rPr>
-          <w:rFonts w:asciiTheme="minorEastAsia" w:hAnsiTheme="minorEastAsia" w:hint="eastAsia"/>
-          <w:lang w:val="en-GB"/>
-        </w:rPr>
-        <w:t>传商品</w:t>
-      </w:r>
-      <w:proofErr w:type="gramEnd"/>
-      <w:r>
-        <w:rPr>
-          <w:rFonts w:asciiTheme="minorEastAsia" w:hAnsiTheme="minorEastAsia" w:hint="eastAsia"/>
-          <w:lang w:val="en-GB"/>
-        </w:rPr>
-        <w:t>图片、填写名称、价格、库存、分类、详情）</w:t>
+        <w:t>商品新增（上传商品图片、填写名称、价格、库存、分类、详情）</w:t>
       </w:r>
     </w:p>
     <w:p>
@@ -1517,23 +1440,7 @@
           <w:rFonts w:asciiTheme="minorEastAsia" w:hAnsiTheme="minorEastAsia" w:hint="eastAsia"/>
           <w:lang w:val="en-GB"/>
         </w:rPr>
-        <w:t>需运用Element Plus、</w:t>
-      </w:r>
-      <w:proofErr w:type="spellStart"/>
-      <w:r>
-        <w:rPr>
-          <w:rFonts w:asciiTheme="minorEastAsia" w:hAnsiTheme="minorEastAsia" w:hint="eastAsia"/>
-          <w:lang w:val="en-GB"/>
-        </w:rPr>
-        <w:t>Pinia</w:t>
-      </w:r>
-      <w:proofErr w:type="spellEnd"/>
-      <w:r>
-        <w:rPr>
-          <w:rFonts w:asciiTheme="minorEastAsia" w:hAnsiTheme="minorEastAsia" w:hint="eastAsia"/>
-          <w:lang w:val="en-GB"/>
-        </w:rPr>
-        <w:t>技术，实现认证鉴权功能（可选用OAuth或Shiro框架）。</w:t>
+        <w:t>需运用Element Plus、Pinia技术，实现认证鉴权功能（可选用OAuth或Shiro框架）。</w:t>
       </w:r>
     </w:p>
     <w:p>
@@ -1704,21 +1611,12 @@
           <w:lang w:val="en-GB"/>
         </w:rPr>
       </w:pPr>
-      <w:proofErr w:type="gramStart"/>
-      <w:r>
-        <w:rPr>
-          <w:rFonts w:asciiTheme="minorEastAsia" w:hAnsiTheme="minorEastAsia" w:hint="eastAsia"/>
-          <w:lang w:val="en-GB"/>
-        </w:rPr>
-        <w:t>轮播广告</w:t>
-      </w:r>
-      <w:proofErr w:type="gramEnd"/>
-      <w:r>
-        <w:rPr>
-          <w:rFonts w:asciiTheme="minorEastAsia" w:hAnsiTheme="minorEastAsia" w:hint="eastAsia"/>
-          <w:lang w:val="en-GB"/>
-        </w:rPr>
-        <w:t>图展示</w:t>
+      <w:r>
+        <w:rPr>
+          <w:rFonts w:asciiTheme="minorEastAsia" w:hAnsiTheme="minorEastAsia" w:hint="eastAsia"/>
+          <w:lang w:val="en-GB"/>
+        </w:rPr>
+        <w:t>轮播广告图展示</w:t>
       </w:r>
     </w:p>
     <w:p>
@@ -1865,20 +1763,32 @@
           <w:rFonts w:asciiTheme="minorEastAsia" w:hAnsiTheme="minorEastAsia" w:hint="eastAsia"/>
           <w:lang w:val="en-GB"/>
         </w:rPr>
-        <w:t xml:space="preserve">4. </w:t>
-      </w:r>
-      <w:r>
-        <w:t>商品规格选择（颜色、尺寸）、优惠券功能、</w:t>
-      </w:r>
-      <w:proofErr w:type="gramStart"/>
-      <w:r>
-        <w:t>秒杀</w:t>
-      </w:r>
-      <w:proofErr w:type="gramEnd"/>
-      <w:r>
+        <w:t>4</w:t>
+      </w:r>
+      <w:r>
+        <w:rPr>
+          <w:rFonts w:asciiTheme="minorEastAsia" w:hAnsiTheme="minorEastAsia" w:hint="eastAsia"/>
+          <w:highlight w:val="yellow"/>
+          <w:lang w:val="en-GB"/>
+        </w:rPr>
+        <w:t xml:space="preserve">. </w:t>
+      </w:r>
+      <w:r>
+        <w:rPr>
+          <w:highlight w:val="yellow"/>
+        </w:rPr>
+        <w:t>商品规格选择（颜色、尺寸）、优惠券功能、秒杀</w:t>
+      </w:r>
+      <w:r>
+        <w:rPr>
+          <w:highlight w:val="yellow"/>
+        </w:rPr>
         <w:t xml:space="preserve"> / </w:t>
       </w:r>
       <w:r>
+        <w:rPr>
+          <w:highlight w:val="yellow"/>
+        </w:rPr>
         <w:t>促销活动</w:t>
       </w:r>
     </w:p>
@@ -1919,6 +1829,7 @@
         <w:ind w:left="360"/>
         <w:rPr>
           <w:rFonts w:asciiTheme="minorEastAsia" w:hAnsiTheme="minorEastAsia" w:hint="eastAsia"/>
+          <w:highlight w:val="yellow"/>
           <w:lang w:val="en-GB"/>
         </w:rPr>
       </w:pPr>
@@ -1932,6 +1843,7 @@
       <w:r>
         <w:rPr>
           <w:rFonts w:asciiTheme="minorEastAsia" w:hAnsiTheme="minorEastAsia" w:hint="eastAsia"/>
+          <w:highlight w:val="yellow"/>
           <w:lang w:val="en-GB"/>
         </w:rPr>
         <w:t>客服咨询（简单留言 / 在线聊天）</w:t>
@@ -1943,12 +1855,14 @@
         <w:ind w:left="360"/>
         <w:rPr>
           <w:rFonts w:asciiTheme="minorEastAsia" w:hAnsiTheme="minorEastAsia" w:hint="eastAsia"/>
-          <w:lang w:val="en-GB"/>
-        </w:rPr>
-      </w:pPr>
-      <w:r>
-        <w:rPr>
-          <w:rFonts w:asciiTheme="minorEastAsia" w:hAnsiTheme="minorEastAsia" w:hint="eastAsia"/>
+          <w:highlight w:val="yellow"/>
+          <w:lang w:val="en-GB"/>
+        </w:rPr>
+      </w:pPr>
+      <w:r>
+        <w:rPr>
+          <w:rFonts w:asciiTheme="minorEastAsia" w:hAnsiTheme="minorEastAsia" w:hint="eastAsia"/>
+          <w:highlight w:val="yellow"/>
           <w:lang w:val="en-GB"/>
         </w:rPr>
         <w:tab/>
@@ -1956,6 +1870,7 @@
       <w:r>
         <w:rPr>
           <w:rFonts w:asciiTheme="minorEastAsia" w:hAnsiTheme="minorEastAsia" w:hint="eastAsia"/>
+          <w:highlight w:val="yellow"/>
           <w:lang w:val="en-GB"/>
         </w:rPr>
         <w:t>系统公告、活动通知展示</w:t>
@@ -1973,6 +1888,7 @@
       <w:r>
         <w:rPr>
           <w:rFonts w:asciiTheme="minorEastAsia" w:hAnsiTheme="minorEastAsia" w:hint="eastAsia"/>
+          <w:highlight w:val="yellow"/>
           <w:lang w:val="en-GB"/>
         </w:rPr>
         <w:tab/>
@@ -1980,6 +1896,7 @@
       <w:r>
         <w:rPr>
           <w:rFonts w:asciiTheme="minorEastAsia" w:hAnsiTheme="minorEastAsia" w:hint="eastAsia"/>
+          <w:highlight w:val="yellow"/>
           <w:lang w:val="en-GB"/>
         </w:rPr>
         <w:t>用户反馈（提交问题 / 建议）</w:t>
@@ -2041,23 +1958,7 @@
           <w:rFonts w:asciiTheme="minorEastAsia" w:hAnsiTheme="minorEastAsia" w:hint="eastAsia"/>
           <w:lang w:val="en-GB"/>
         </w:rPr>
-        <w:t xml:space="preserve">. </w:t>
-      </w:r>
-      <w:proofErr w:type="gramStart"/>
-      <w:r>
-        <w:rPr>
-          <w:rFonts w:asciiTheme="minorEastAsia" w:hAnsiTheme="minorEastAsia" w:hint="eastAsia"/>
-          <w:lang w:val="en-GB"/>
-        </w:rPr>
-        <w:t>轮播</w:t>
-      </w:r>
-      <w:proofErr w:type="gramEnd"/>
-      <w:r>
-        <w:rPr>
-          <w:rFonts w:asciiTheme="minorEastAsia" w:hAnsiTheme="minorEastAsia" w:hint="eastAsia"/>
-          <w:lang w:val="en-GB"/>
-        </w:rPr>
-        <w:t xml:space="preserve"> / 广告管理</w:t>
+        <w:t>. 轮播 / 广告管理</w:t>
       </w:r>
     </w:p>
     <w:p>
@@ -2074,23 +1975,7 @@
           <w:rFonts w:asciiTheme="minorEastAsia" w:hAnsiTheme="minorEastAsia" w:hint="eastAsia"/>
           <w:lang w:val="en-GB"/>
         </w:rPr>
-        <w:t>轮播</w:t>
-      </w:r>
-      <w:proofErr w:type="gramStart"/>
-      <w:r>
-        <w:rPr>
-          <w:rFonts w:asciiTheme="minorEastAsia" w:hAnsiTheme="minorEastAsia" w:hint="eastAsia"/>
-          <w:lang w:val="en-GB"/>
-        </w:rPr>
-        <w:t>图列</w:t>
-      </w:r>
-      <w:proofErr w:type="gramEnd"/>
-      <w:r>
-        <w:rPr>
-          <w:rFonts w:asciiTheme="minorEastAsia" w:hAnsiTheme="minorEastAsia" w:hint="eastAsia"/>
-          <w:lang w:val="en-GB"/>
-        </w:rPr>
-        <w:t>表（查看、搜索）</w:t>
+        <w:t>轮播图列表（查看、搜索）</w:t>
       </w:r>
     </w:p>
     <w:p>
@@ -2107,23 +1992,7 @@
           <w:rFonts w:asciiTheme="minorEastAsia" w:hAnsiTheme="minorEastAsia" w:hint="eastAsia"/>
           <w:lang w:val="en-GB"/>
         </w:rPr>
-        <w:t>新增 / 编辑 / 删除</w:t>
-      </w:r>
-      <w:proofErr w:type="gramStart"/>
-      <w:r>
-        <w:rPr>
-          <w:rFonts w:asciiTheme="minorEastAsia" w:hAnsiTheme="minorEastAsia" w:hint="eastAsia"/>
-          <w:lang w:val="en-GB"/>
-        </w:rPr>
-        <w:t>轮播图</w:t>
-      </w:r>
-      <w:proofErr w:type="gramEnd"/>
-      <w:r>
-        <w:rPr>
-          <w:rFonts w:asciiTheme="minorEastAsia" w:hAnsiTheme="minorEastAsia" w:hint="eastAsia"/>
-          <w:lang w:val="en-GB"/>
-        </w:rPr>
-        <w:t>（上传图片、设置链接、排序）</w:t>
+        <w:t>新增 / 编辑 / 删除轮播图（上传图片、设置链接、排序）</w:t>
       </w:r>
     </w:p>
     <w:p>
@@ -2409,23 +2278,7 @@
           <w:rFonts w:asciiTheme="minorEastAsia" w:hAnsiTheme="minorEastAsia" w:hint="eastAsia"/>
           <w:lang w:val="en-GB"/>
         </w:rPr>
-        <w:t>架构拆分：采用</w:t>
-      </w:r>
-      <w:proofErr w:type="gramStart"/>
-      <w:r>
-        <w:rPr>
-          <w:rFonts w:asciiTheme="minorEastAsia" w:hAnsiTheme="minorEastAsia" w:hint="eastAsia"/>
-          <w:lang w:val="en-GB"/>
-        </w:rPr>
-        <w:t>微服务</w:t>
-      </w:r>
-      <w:proofErr w:type="gramEnd"/>
-      <w:r>
-        <w:rPr>
-          <w:rFonts w:asciiTheme="minorEastAsia" w:hAnsiTheme="minorEastAsia" w:hint="eastAsia"/>
-          <w:lang w:val="en-GB"/>
-        </w:rPr>
-        <w:t>架构，对商品、订单、用户等核心业务模块进行拆分，实现</w:t>
+        <w:t>架构拆分：采用微服务架构，对商品、订单、用户等核心业务模块进行拆分，实现</w:t>
       </w:r>
       <w:r>
         <w:rPr>
@@ -2477,23 +2330,7 @@
           <w:rFonts w:asciiTheme="minorEastAsia" w:hAnsiTheme="minorEastAsia" w:hint="eastAsia"/>
           <w:lang w:val="en-GB"/>
         </w:rPr>
-        <w:t>置，保障</w:t>
-      </w:r>
-      <w:proofErr w:type="gramStart"/>
-      <w:r>
-        <w:rPr>
-          <w:rFonts w:asciiTheme="minorEastAsia" w:hAnsiTheme="minorEastAsia" w:hint="eastAsia"/>
-          <w:lang w:val="en-GB"/>
-        </w:rPr>
-        <w:t>多环境</w:t>
-      </w:r>
-      <w:proofErr w:type="gramEnd"/>
-      <w:r>
-        <w:rPr>
-          <w:rFonts w:asciiTheme="minorEastAsia" w:hAnsiTheme="minorEastAsia" w:hint="eastAsia"/>
-          <w:lang w:val="en-GB"/>
-        </w:rPr>
-        <w:t>部署一致性。</w:t>
+        <w:t>置，保障多环境部署一致性。</w:t>
       </w:r>
     </w:p>
     <w:bookmarkEnd w:id="0"/>
